--- a/vi/files/assignments/Proposal_Rubric_VN.docx
+++ b/vi/files/assignments/Proposal_Rubric_VN.docx
@@ -88,7 +88,7 @@
     </w:p>
     <w:p>
       <w:r>
-        <w:t>Slide do người không trình bày nộp không được chấm điểm; giảng viên chỉ đọc để kiểm tra slide khớp với đề cương viết. Luôn báo cáo cả điểm phần viết (trên 70), để mọi người có thể được so sánh trên cùng phần viết.</w:t>
+        <w:t>Slide của người không trình bày không được chấm điểm. Luôn ghi cả điểm phần viết (trên 70).</w:t>
       </w:r>
     </w:p>
     <w:p>
@@ -126,12 +126,8 @@
         <w:pStyle w:val="KeyFindings"/>
       </w:pPr>
       <w:r>
-        <w:rPr>
-          <w:b/>
-        </w:rPr>
-        <w:t>Điểm mang tính hình thành. Điểm giúp học viên cải thiện đề cương và giúp giảng viên thấy phần nào của khóa học cần củng cố. Trình bày là tự nguyện và không bao giờ làm giảm điểm. Đánh giá cao tư duy rõ ràng và sự trung thực về hạn chế hơn là hình thức trau chuốt. Một nghiên cứu đơn giản, khả thi, được lập kế hoạch tốt được điểm cao hơn một nghiên cứu tham vọng nhưng lập kế hoạch mơ hồ.</w:t>
+        <w:t>Không trình bày không làm giảm điểm. Đánh giá cao tư duy rõ ràng và sự trung thực về hạn chế hơn là hình thức trau chuốt.</w:t>
       </w:r>
-      <w:r/>
     </w:p>
     <w:p>
       <w:pPr>
@@ -207,7 +203,7 @@
         <w:t>một nhận xét cho mỗi tiêu chí bị mất điểm</w:t>
       </w:r>
       <w:r>
-        <w:t>, nói rõ cần bổ sung hoặc sửa gì. Những nhận xét này là phần giá trị nhất của phản hồi.</w:t>
+        <w:t>, nói rõ cần bổ sung hoặc sửa gì.</w:t>
       </w:r>
     </w:p>
     <w:p>
@@ -2824,7 +2820,7 @@
               <w:rPr>
                 <w:sz w:val="17"/>
               </w:rPr>
-              <w:t>Mọi nhân viên y tế trong lớp đều hiểu được thông điệp; mỗi slide một thông điệp.</w:t>
+              <w:t>Mọi người trong lớp đều hiểu được thông điệp; mỗi slide một thông điệp.</w:t>
             </w:r>
           </w:p>
         </w:tc>
@@ -4504,7 +4500,7 @@
         <w:rPr>
           <w:b/>
         </w:rPr>
-        <w:t>Ngôi sao 1 (một điều cụ thể làm tốt):</w:t>
+        <w:t>Một điều cụ thể làm tốt:</w:t>
       </w:r>
     </w:p>
     <w:p>
@@ -4523,7 +4519,7 @@
         <w:rPr>
           <w:b/>
         </w:rPr>
-        <w:t>Ngôi sao 2 (một điều khác làm tốt):</w:t>
+        <w:t>Một điều khác làm tốt:</w:t>
       </w:r>
     </w:p>
     <w:p>
@@ -4542,7 +4538,7 @@
         <w:rPr>
           <w:b/>
         </w:rPr>
-        <w:t>Mong muốn (một thay đổi giúp cải thiện đề cương viết nhiều nhất):</w:t>
+        <w:t>Một thay đổi giúp cải thiện đề cương viết nhiều nhất:</w:t>
       </w:r>
     </w:p>
     <w:p>

--- a/vi/files/assignments/Proposal_Rubric_VN.docx
+++ b/vi/files/assignments/Proposal_Rubric_VN.docx
@@ -126,7 +126,7 @@
         <w:pStyle w:val="KeyFindings"/>
       </w:pPr>
       <w:r>
-        <w:t>Không trình bày không làm giảm điểm. Đánh giá cao tư duy rõ ràng và sự trung thực về hạn chế hơn là hình thức trau chuốt.</w:t>
+        <w:t>Không trình bày không làm giảm điểm.</w:t>
       </w:r>
     </w:p>
     <w:p>
